--- a/Knowledge/3-Work knowledge/1-Software Engineering/2-General Technologies/9-Databases/5-My Source/1-Intro to Databases/2-Database Management System/3-Relational DBMS.docx
+++ b/Knowledge/3-Work knowledge/1-Software Engineering/2-General Technologies/9-Databases/5-My Source/1-Intro to Databases/2-Database Management System/3-Relational DBMS.docx
@@ -18,6 +18,7 @@
       </w:pPr>
       <w:r>
         <w:rPr>
+          <w:rFonts w:ascii="Arial" w:hAnsi="Arial" w:eastAsia="Arial"/>
           <w:b/>
           <w:color w:val="000000"/>
           <w:sz w:val="18"/>
@@ -27,6 +28,7 @@
       </w:r>
       <w:r>
         <w:rPr>
+          <w:rFonts w:ascii="Arial" w:hAnsi="Arial" w:eastAsia="Arial"/>
           <w:color w:val="000000"/>
           <w:sz w:val="18"/>
           <w:highlight w:val="lightGray"/>
@@ -35,6 +37,7 @@
       </w:r>
       <w:r>
         <w:rPr>
+          <w:rFonts w:ascii="Arial" w:hAnsi="Arial" w:eastAsia="Arial"/>
           <w:b/>
           <w:color w:val="000000"/>
           <w:sz w:val="18"/>
@@ -44,6 +47,7 @@
       </w:r>
       <w:r>
         <w:rPr>
+          <w:rFonts w:ascii="Arial" w:hAnsi="Arial" w:eastAsia="Arial"/>
           <w:color w:val="000000"/>
           <w:sz w:val="18"/>
           <w:highlight w:val="lightGray"/>
@@ -52,6 +56,7 @@
       </w:r>
       <w:r>
         <w:rPr>
+          <w:rFonts w:ascii="Arial" w:hAnsi="Arial" w:eastAsia="Arial"/>
           <w:b/>
           <w:color w:val="000000"/>
           <w:sz w:val="18"/>
@@ -61,6 +66,7 @@
       </w:r>
       <w:r>
         <w:rPr>
+          <w:rFonts w:ascii="Arial" w:hAnsi="Arial" w:eastAsia="Arial"/>
           <w:color w:val="000000"/>
           <w:sz w:val="18"/>
           <w:highlight w:val="lightGray"/>
@@ -164,6 +170,7 @@
       </w:pPr>
       <w:r>
         <w:rPr>
+          <w:rFonts w:ascii="Arial" w:hAnsi="Arial" w:eastAsia="Arial"/>
           <w:b/>
           <w:color w:val="000000"/>
           <w:sz w:val="18"/>
@@ -173,6 +180,7 @@
       </w:r>
       <w:r>
         <w:rPr>
+          <w:rFonts w:ascii="Arial" w:hAnsi="Arial" w:eastAsia="Arial"/>
           <w:color w:val="000000"/>
           <w:sz w:val="18"/>
           <w:highlight w:val="lightGray"/>
@@ -181,6 +189,7 @@
       </w:r>
       <w:r>
         <w:rPr>
+          <w:rFonts w:ascii="Arial" w:hAnsi="Arial" w:eastAsia="Arial"/>
           <w:b/>
           <w:color w:val="000000"/>
           <w:sz w:val="18"/>
@@ -190,6 +199,7 @@
       </w:r>
       <w:r>
         <w:rPr>
+          <w:rFonts w:ascii="Arial" w:hAnsi="Arial" w:eastAsia="Arial"/>
           <w:color w:val="000000"/>
           <w:sz w:val="18"/>
           <w:highlight w:val="lightGray"/>
@@ -198,6 +208,7 @@
       </w:r>
       <w:r>
         <w:rPr>
+          <w:rFonts w:ascii="Arial" w:hAnsi="Arial" w:eastAsia="Arial"/>
           <w:b/>
           <w:color w:val="000000"/>
           <w:sz w:val="18"/>
@@ -207,6 +218,7 @@
       </w:r>
       <w:r>
         <w:rPr>
+          <w:rFonts w:ascii="Arial" w:hAnsi="Arial" w:eastAsia="Arial"/>
           <w:color w:val="000000"/>
           <w:sz w:val="18"/>
           <w:highlight w:val="lightGray"/>
@@ -367,6 +379,7 @@
       </w:pPr>
       <w:r>
         <w:rPr>
+          <w:rFonts w:ascii="Arial" w:hAnsi="Arial" w:eastAsia="Arial"/>
           <w:b/>
           <w:color w:val="000000"/>
           <w:sz w:val="18"/>
@@ -376,6 +389,7 @@
       </w:r>
       <w:r>
         <w:rPr>
+          <w:rFonts w:ascii="Arial" w:hAnsi="Arial" w:eastAsia="Arial"/>
           <w:color w:val="000000"/>
           <w:sz w:val="18"/>
           <w:highlight w:val="lightGray"/>
@@ -384,6 +398,7 @@
       </w:r>
       <w:r>
         <w:rPr>
+          <w:rFonts w:ascii="Arial" w:hAnsi="Arial" w:eastAsia="Arial"/>
           <w:b/>
           <w:color w:val="000000"/>
           <w:sz w:val="18"/>
@@ -393,6 +408,7 @@
       </w:r>
       <w:r>
         <w:rPr>
+          <w:rFonts w:ascii="Arial" w:hAnsi="Arial" w:eastAsia="Arial"/>
           <w:color w:val="000000"/>
           <w:sz w:val="18"/>
           <w:highlight w:val="lightGray"/>
@@ -401,6 +417,7 @@
       </w:r>
       <w:r>
         <w:rPr>
+          <w:rFonts w:ascii="Arial" w:hAnsi="Arial" w:eastAsia="Arial"/>
           <w:b/>
           <w:color w:val="000000"/>
           <w:sz w:val="18"/>
@@ -410,6 +427,7 @@
       </w:r>
       <w:r>
         <w:rPr>
+          <w:rFonts w:ascii="Arial" w:hAnsi="Arial" w:eastAsia="Arial"/>
           <w:color w:val="000000"/>
           <w:sz w:val="18"/>
           <w:highlight w:val="lightGray"/>
@@ -914,6 +932,7 @@
       </w:pPr>
       <w:r>
         <w:rPr>
+          <w:rFonts w:ascii="Arial" w:hAnsi="Arial" w:eastAsia="Arial"/>
           <w:b/>
           <w:color w:val="000000"/>
           <w:sz w:val="18"/>
@@ -923,6 +942,7 @@
       </w:r>
       <w:r>
         <w:rPr>
+          <w:rFonts w:ascii="Arial" w:hAnsi="Arial" w:eastAsia="Arial"/>
           <w:color w:val="000000"/>
           <w:sz w:val="18"/>
           <w:highlight w:val="lightGray"/>
@@ -931,6 +951,7 @@
       </w:r>
       <w:r>
         <w:rPr>
+          <w:rFonts w:ascii="Arial" w:hAnsi="Arial" w:eastAsia="Arial"/>
           <w:b/>
           <w:color w:val="000000"/>
           <w:sz w:val="18"/>
@@ -940,6 +961,7 @@
       </w:r>
       <w:r>
         <w:rPr>
+          <w:rFonts w:ascii="Arial" w:hAnsi="Arial" w:eastAsia="Arial"/>
           <w:color w:val="000000"/>
           <w:sz w:val="18"/>
           <w:highlight w:val="lightGray"/>
@@ -948,6 +970,7 @@
       </w:r>
       <w:r>
         <w:rPr>
+          <w:rFonts w:ascii="Arial" w:hAnsi="Arial" w:eastAsia="Arial"/>
           <w:b/>
           <w:color w:val="000000"/>
           <w:sz w:val="18"/>
@@ -957,6 +980,7 @@
       </w:r>
       <w:r>
         <w:rPr>
+          <w:rFonts w:ascii="Arial" w:hAnsi="Arial" w:eastAsia="Arial"/>
           <w:color w:val="000000"/>
           <w:sz w:val="18"/>
           <w:highlight w:val="lightGray"/>
@@ -1404,6 +1428,7 @@
       </w:pPr>
       <w:r>
         <w:rPr>
+          <w:rFonts w:ascii="Arial" w:hAnsi="Arial" w:eastAsia="Arial"/>
           <w:b/>
           <w:color w:val="000000"/>
           <w:sz w:val="18"/>
@@ -1413,6 +1438,7 @@
       </w:r>
       <w:r>
         <w:rPr>
+          <w:rFonts w:ascii="Arial" w:hAnsi="Arial" w:eastAsia="Arial"/>
           <w:color w:val="000000"/>
           <w:sz w:val="18"/>
           <w:highlight w:val="lightGray"/>
@@ -1421,6 +1447,7 @@
       </w:r>
       <w:r>
         <w:rPr>
+          <w:rFonts w:ascii="Arial" w:hAnsi="Arial" w:eastAsia="Arial"/>
           <w:b/>
           <w:color w:val="000000"/>
           <w:sz w:val="18"/>
@@ -1430,6 +1457,7 @@
       </w:r>
       <w:r>
         <w:rPr>
+          <w:rFonts w:ascii="Arial" w:hAnsi="Arial" w:eastAsia="Arial"/>
           <w:color w:val="000000"/>
           <w:sz w:val="18"/>
           <w:highlight w:val="lightGray"/>
@@ -1438,6 +1466,7 @@
       </w:r>
       <w:r>
         <w:rPr>
+          <w:rFonts w:ascii="Arial" w:hAnsi="Arial" w:eastAsia="Arial"/>
           <w:b/>
           <w:color w:val="000000"/>
           <w:sz w:val="18"/>
@@ -1447,6 +1476,7 @@
       </w:r>
       <w:r>
         <w:rPr>
+          <w:rFonts w:ascii="Arial" w:hAnsi="Arial" w:eastAsia="Arial"/>
           <w:color w:val="000000"/>
           <w:sz w:val="18"/>
           <w:highlight w:val="lightGray"/>
@@ -1564,6 +1594,7 @@
       </w:pPr>
       <w:r>
         <w:rPr>
+          <w:rFonts w:ascii="Arial" w:hAnsi="Arial" w:eastAsia="Arial"/>
           <w:b/>
           <w:color w:val="000000"/>
           <w:sz w:val="18"/>
@@ -1573,6 +1604,7 @@
       </w:r>
       <w:r>
         <w:rPr>
+          <w:rFonts w:ascii="Arial" w:hAnsi="Arial" w:eastAsia="Arial"/>
           <w:color w:val="000000"/>
           <w:sz w:val="18"/>
           <w:highlight w:val="lightGray"/>
@@ -1581,6 +1613,7 @@
       </w:r>
       <w:r>
         <w:rPr>
+          <w:rFonts w:ascii="Arial" w:hAnsi="Arial" w:eastAsia="Arial"/>
           <w:b/>
           <w:color w:val="000000"/>
           <w:sz w:val="18"/>
@@ -1590,6 +1623,7 @@
       </w:r>
       <w:r>
         <w:rPr>
+          <w:rFonts w:ascii="Arial" w:hAnsi="Arial" w:eastAsia="Arial"/>
           <w:color w:val="000000"/>
           <w:sz w:val="18"/>
           <w:highlight w:val="lightGray"/>
@@ -1598,6 +1632,7 @@
       </w:r>
       <w:r>
         <w:rPr>
+          <w:rFonts w:ascii="Arial" w:hAnsi="Arial" w:eastAsia="Arial"/>
           <w:b/>
           <w:color w:val="000000"/>
           <w:sz w:val="18"/>
@@ -1607,6 +1642,7 @@
       </w:r>
       <w:r>
         <w:rPr>
+          <w:rFonts w:ascii="Arial" w:hAnsi="Arial" w:eastAsia="Arial"/>
           <w:color w:val="000000"/>
           <w:sz w:val="18"/>
           <w:highlight w:val="lightGray"/>

--- a/Knowledge/3-Work knowledge/1-Software Engineering/2-General Technologies/9-Databases/5-My Source/1-Intro to Databases/2-Database Management System/3-Relational DBMS.docx
+++ b/Knowledge/3-Work knowledge/1-Software Engineering/2-General Technologies/9-Databases/5-My Source/1-Intro to Databases/2-Database Management System/3-Relational DBMS.docx
@@ -9,6 +9,9 @@
       <w:bookmarkStart w:id="0" w:name="_kv6p2gsnu4n6" w:colFirst="0" w:colLast="0"/>
       <w:bookmarkEnd w:id="0"/>
       <w:r>
+        <w:rPr>
+          <w:rFonts w:ascii="Calibri Light" w:hAnsi="Calibri Light" w:eastAsia="Calibri Light"/>
+        </w:rPr>
         <w:t>Relational DBMS</w:t>
       </w:r>
     </w:p>
@@ -161,6 +164,9 @@
       <w:bookmarkStart w:id="1" w:name="_4xwscq88tt7q" w:colFirst="0" w:colLast="0"/>
       <w:bookmarkEnd w:id="1"/>
       <w:r>
+        <w:rPr>
+          <w:rFonts w:ascii="Calibri Light" w:hAnsi="Calibri Light" w:eastAsia="Calibri Light"/>
+        </w:rPr>
         <w:t>📦 In Simple Terms:</w:t>
       </w:r>
     </w:p>
@@ -370,6 +376,9 @@
       <w:bookmarkStart w:id="2" w:name="_zhx9i1505r3u" w:colFirst="0" w:colLast="0"/>
       <w:bookmarkEnd w:id="2"/>
       <w:r>
+        <w:rPr>
+          <w:rFonts w:ascii="Calibri Light" w:hAnsi="Calibri Light" w:eastAsia="Calibri Light"/>
+        </w:rPr>
         <w:t>🧱 Key Features of an RDBMS</w:t>
       </w:r>
     </w:p>
@@ -923,6 +932,9 @@
       <w:bookmarkStart w:id="3" w:name="_2t7rg8hhcijh" w:colFirst="0" w:colLast="0"/>
       <w:bookmarkEnd w:id="3"/>
       <w:r>
+        <w:rPr>
+          <w:rFonts w:ascii="Calibri Light" w:hAnsi="Calibri Light" w:eastAsia="Calibri Light"/>
+        </w:rPr>
         <w:t>🗃️ Example RDBMS</w:t>
       </w:r>
     </w:p>
@@ -1419,6 +1431,9 @@
       <w:bookmarkStart w:id="4" w:name="_rpvsuy7x37rp" w:colFirst="0" w:colLast="0"/>
       <w:bookmarkEnd w:id="4"/>
       <w:r>
+        <w:rPr>
+          <w:rFonts w:ascii="Calibri Light" w:hAnsi="Calibri Light" w:eastAsia="Calibri Light"/>
+        </w:rPr>
         <w:t>📝 Example: SQL Query</w:t>
       </w:r>
     </w:p>
@@ -1583,7 +1598,7 @@
       <w:bookmarkEnd w:id="5"/>
       <w:r>
         <w:rPr>
-          <w:rFonts w:ascii="Arial Unicode MS" w:eastAsia="Arial Unicode MS" w:hAnsi="Arial Unicode MS" w:cs="Arial Unicode MS"/>
+          <w:rFonts w:ascii="Calibri Light" w:eastAsia="Calibri Light" w:hAnsi="Calibri Light" w:cs="Arial Unicode MS"/>
         </w:rPr>
         <w:t>✅ Why Use an RDBMS?</w:t>
       </w:r>
